--- a/1. 기획안/[1조]COMPICK_기획안.docx
+++ b/1. 기획안/[1조]COMPICK_기획안.docx
@@ -268,7 +268,7 @@
             <w:pPr>
               <w:spacing w:before="240" w:after="240" w:line="240" w:lineRule="auto"/>
               <w:rPr>
-                <w:rFonts w:ascii="나눔스퀘어" w:eastAsia="나눔스퀘어" w:hAnsi="나눔스퀘어" w:hint="eastAsia"/>
+                <w:rFonts w:ascii="나눔스퀘어" w:eastAsia="나눔스퀘어" w:hAnsi="나눔스퀘어"/>
               </w:rPr>
             </w:pPr>
             <w:r>
@@ -509,20 +509,20 @@
             <w:pPr>
               <w:spacing w:before="240" w:after="240" w:line="240" w:lineRule="auto"/>
               <w:rPr>
-                <w:rFonts w:ascii="나눔스퀘어" w:eastAsia="나눔스퀘어" w:hAnsi="나눔스퀘어"/>
-                <w:bCs/>
-                <w:sz w:val="20"/>
-                <w:szCs w:val="20"/>
-              </w:rPr>
-            </w:pPr>
-            <w:r>
-              <w:rPr>
                 <w:rFonts w:ascii="나눔스퀘어" w:eastAsia="나눔스퀘어" w:hAnsi="나눔스퀘어" w:cs="나눔스퀘어" w:hint="eastAsia"/>
                 <w:bCs/>
                 <w:sz w:val="20"/>
                 <w:szCs w:val="20"/>
               </w:rPr>
-              <w:t>견적 화면은 CPU 소켓, RAM 규격, 메인보드 폼팩터, GPU 장착 길이, 파워 용량을 브라우저에서 검사한다. 서버에서는 8개 카테고리 구성과 RAM 슬롯 수를 재검증한다.</w:t>
+            </w:pPr>
+            <w:r>
+              <w:rPr>
+                <w:rFonts w:ascii="나눔스퀘어" w:eastAsia="나눔스퀘어" w:hAnsi="나눔스퀘어" w:cs="나눔스퀘어" w:hint="eastAsia"/>
+                <w:bCs/>
+                <w:sz w:val="20"/>
+                <w:szCs w:val="20"/>
+              </w:rPr>
+              <w:t>견적 화면은 CPU 소켓, RAM 규격, 메인보드 폼팩터, GPU 장착 길이, 파워 용량을 브라우저에서 검사한다. 서버에서는 8개 카테고리 구성과 RAM 슬롯 수를 재검증한다</w:t>
             </w:r>
           </w:p>
         </w:tc>
@@ -675,7 +675,7 @@
             <w:pPr>
               <w:spacing w:before="240" w:after="240" w:line="240" w:lineRule="auto"/>
               <w:rPr>
-                <w:rFonts w:ascii="나눔스퀘어" w:eastAsia="나눔스퀘어" w:hAnsi="나눔스퀘어" w:hint="eastAsia"/>
+                <w:rFonts w:ascii="나눔스퀘어" w:eastAsia="나눔스퀘어" w:hAnsi="나눔스퀘어"/>
                 <w:bCs/>
               </w:rPr>
             </w:pPr>
